--- a/ove/public/docs/bi/src/ove75-l1-ol.docx
+++ b/ove/public/docs/bi/src/ove75-l1-ol.docx
@@ -2382,11 +2382,10 @@
     <w:p>
       <w:r>
         <w:rPr>
-          <w:i/>
-          <w:color w:val="555555"/>
-          <w:sz w:val="18"/>
-        </w:rPr>
-        <w:t xml:space="preserve">Поля, выделенные цветом («уточняется по ТКП»), заполняет изготовитель; остальные значения — исходные требования Заказчика (ИД ч.1/ч.2, ТЗ на БИ) и решения Базового инжиниринга.</w:t>
+          <w:color w:val="8A6200"/>
+          <w:sz w:val="17"/>
+        </w:rPr>
+        <w:t xml:space="preserve">Заливкой отмечены поля «уточняется по ТКП» — их заполняет поставщик; остальные значения — исходные требования Заказчика (исходные данные, техническое задание) и решения Базового инжиниринга.</w:t>
       </w:r>
     </w:p>
     <w:p>
@@ -2410,7 +2409,7 @@
         <w:rPr>
           <w:sz w:val="19"/>
         </w:rPr>
-        <w:t xml:space="preserve">— заполненный настоящий опросный лист (поля, выделенные цветом) и опросный лист завода при наличии;</w:t>
+        <w:t xml:space="preserve">— заполненный настоящий опросный лист (поля «уточняется по ТКП») и опросный лист завода при наличии;</w:t>
       </w:r>
     </w:p>
     <w:p>
@@ -3701,11 +3700,10 @@
     <w:p>
       <w:r>
         <w:rPr>
-          <w:i/>
-          <w:color w:val="555555"/>
-          <w:sz w:val="18"/>
-        </w:rPr>
-        <w:t xml:space="preserve">Поля, выделенные цветом («уточняется по ТКП»), заполняет изготовитель; остальные значения — исходные требования Заказчика (ИД ч.1/ч.2, ТЗ на БИ) и решения Базового инжиниринга.</w:t>
+          <w:color w:val="8A6200"/>
+          <w:sz w:val="17"/>
+        </w:rPr>
+        <w:t xml:space="preserve">Заливкой отмечены поля «уточняется по ТКП» — их заполняет поставщик; остальные значения — исходные требования Заказчика (исходные данные, техническое задание) и решения Базового инжиниринга.</w:t>
       </w:r>
     </w:p>
     <w:p>
@@ -3729,7 +3727,7 @@
         <w:rPr>
           <w:sz w:val="19"/>
         </w:rPr>
-        <w:t xml:space="preserve">— заполненный настоящий опросный лист (поля, выделенные цветом) и опросный лист завода при наличии;</w:t>
+        <w:t xml:space="preserve">— заполненный настоящий опросный лист (поля «уточняется по ТКП») и опросный лист завода при наличии;</w:t>
       </w:r>
     </w:p>
     <w:p>
@@ -4792,11 +4790,10 @@
     <w:p>
       <w:r>
         <w:rPr>
-          <w:i/>
-          <w:color w:val="555555"/>
-          <w:sz w:val="18"/>
-        </w:rPr>
-        <w:t xml:space="preserve">Поля, выделенные цветом («уточняется по ТКП»), заполняет изготовитель; остальные значения — исходные требования Заказчика (ИД ч.1/ч.2, ТЗ на БИ) и решения Базового инжиниринга.</w:t>
+          <w:color w:val="8A6200"/>
+          <w:sz w:val="17"/>
+        </w:rPr>
+        <w:t xml:space="preserve">Заливкой отмечены поля «уточняется по ТКП» — их заполняет поставщик; остальные значения — исходные требования Заказчика (исходные данные, техническое задание) и решения Базового инжиниринга.</w:t>
       </w:r>
     </w:p>
     <w:p>
@@ -4820,7 +4817,7 @@
         <w:rPr>
           <w:sz w:val="19"/>
         </w:rPr>
-        <w:t xml:space="preserve">— заполненный настоящий опросный лист (поля, выделенные цветом) и опросный лист завода при наличии;</w:t>
+        <w:t xml:space="preserve">— заполненный настоящий опросный лист (поля «уточняется по ТКП») и опросный лист завода при наличии;</w:t>
       </w:r>
     </w:p>
     <w:p>
@@ -6243,11 +6240,10 @@
     <w:p>
       <w:r>
         <w:rPr>
-          <w:i/>
-          <w:color w:val="555555"/>
-          <w:sz w:val="18"/>
-        </w:rPr>
-        <w:t xml:space="preserve">Поля, выделенные цветом («уточняется по ТКП»), заполняет изготовитель; остальные значения — исходные требования Заказчика (ИД ч.1/ч.2, ТЗ на БИ) и решения Базового инжиниринга.</w:t>
+          <w:color w:val="8A6200"/>
+          <w:sz w:val="17"/>
+        </w:rPr>
+        <w:t xml:space="preserve">Заливкой отмечены поля «уточняется по ТКП» — их заполняет поставщик; остальные значения — исходные требования Заказчика (исходные данные, техническое задание) и решения Базового инжиниринга.</w:t>
       </w:r>
     </w:p>
     <w:p>
@@ -6271,7 +6267,7 @@
         <w:rPr>
           <w:sz w:val="19"/>
         </w:rPr>
-        <w:t xml:space="preserve">— заполненный настоящий опросный лист (поля, выделенные цветом) и опросный лист завода при наличии;</w:t>
+        <w:t xml:space="preserve">— заполненный настоящий опросный лист (поля «уточняется по ТКП») и опросный лист завода при наличии;</w:t>
       </w:r>
     </w:p>
     <w:p>
@@ -7607,11 +7603,10 @@
     <w:p>
       <w:r>
         <w:rPr>
-          <w:i/>
-          <w:color w:val="555555"/>
-          <w:sz w:val="18"/>
-        </w:rPr>
-        <w:t xml:space="preserve">Поля, выделенные цветом («уточняется по ТКП»), заполняет изготовитель; остальные значения — исходные требования Заказчика (ИД ч.1/ч.2, ТЗ на БИ) и решения Базового инжиниринга.</w:t>
+          <w:color w:val="8A6200"/>
+          <w:sz w:val="17"/>
+        </w:rPr>
+        <w:t xml:space="preserve">Заливкой отмечены поля «уточняется по ТКП» — их заполняет поставщик; остальные значения — исходные требования Заказчика (исходные данные, техническое задание) и решения Базового инжиниринга.</w:t>
       </w:r>
     </w:p>
     <w:p>
@@ -7635,7 +7630,7 @@
         <w:rPr>
           <w:sz w:val="19"/>
         </w:rPr>
-        <w:t xml:space="preserve">— заполненный настоящий опросный лист (поля, выделенные цветом) и опросный лист завода при наличии;</w:t>
+        <w:t xml:space="preserve">— заполненный настоящий опросный лист (поля «уточняется по ТКП») и опросный лист завода при наличии;</w:t>
       </w:r>
     </w:p>
     <w:p>
@@ -8794,11 +8789,10 @@
     <w:p>
       <w:r>
         <w:rPr>
-          <w:i/>
-          <w:color w:val="555555"/>
-          <w:sz w:val="18"/>
-        </w:rPr>
-        <w:t xml:space="preserve">Поля, выделенные цветом («уточняется по ТКП»), заполняет изготовитель; остальные значения — исходные требования Заказчика (ИД ч.1/ч.2, ТЗ на БИ) и решения Базового инжиниринга.</w:t>
+          <w:color w:val="8A6200"/>
+          <w:sz w:val="17"/>
+        </w:rPr>
+        <w:t xml:space="preserve">Заливкой отмечены поля «уточняется по ТКП» — их заполняет поставщик; остальные значения — исходные требования Заказчика (исходные данные, техническое задание) и решения Базового инжиниринга.</w:t>
       </w:r>
     </w:p>
     <w:p>
@@ -8822,7 +8816,7 @@
         <w:rPr>
           <w:sz w:val="19"/>
         </w:rPr>
-        <w:t xml:space="preserve">— заполненный настоящий опросный лист (поля, выделенные цветом) и опросный лист завода при наличии;</w:t>
+        <w:t xml:space="preserve">— заполненный настоящий опросный лист (поля «уточняется по ТКП») и опросный лист завода при наличии;</w:t>
       </w:r>
     </w:p>
     <w:p>
@@ -9936,11 +9930,10 @@
     <w:p>
       <w:r>
         <w:rPr>
-          <w:i/>
-          <w:color w:val="555555"/>
-          <w:sz w:val="18"/>
-        </w:rPr>
-        <w:t xml:space="preserve">Поля, выделенные цветом («уточняется по ТКП»), заполняет изготовитель; остальные значения — исходные требования Заказчика (ИД ч.1/ч.2, ТЗ на БИ) и решения Базового инжиниринга.</w:t>
+          <w:color w:val="8A6200"/>
+          <w:sz w:val="17"/>
+        </w:rPr>
+        <w:t xml:space="preserve">Заливкой отмечены поля «уточняется по ТКП» — их заполняет поставщик; остальные значения — исходные требования Заказчика (исходные данные, техническое задание) и решения Базового инжиниринга.</w:t>
       </w:r>
     </w:p>
     <w:p>
@@ -9964,7 +9957,7 @@
         <w:rPr>
           <w:sz w:val="19"/>
         </w:rPr>
-        <w:t xml:space="preserve">— заполненный настоящий опросный лист (поля, выделенные цветом) и опросный лист завода при наличии;</w:t>
+        <w:t xml:space="preserve">— заполненный настоящий опросный лист (поля «уточняется по ТКП») и опросный лист завода при наличии;</w:t>
       </w:r>
     </w:p>
     <w:p>
